--- a/docs/首页待办日历功能审查总结.docx
+++ b/docs/首页待办日历功能审查总结.docx
@@ -48,8 +48,6 @@
         <w:pStyle w:val="3"/>
         <w:spacing w:before="200" w:after="120" w:line="276" w:lineRule="auto"/>
       </w:pPr>
-      <w:bookmarkStart w:id="0" w:name="_GoBack"/>
-      <w:bookmarkEnd w:id="0"/>
       <w:r>
         <w:rPr>
           <w:rFonts w:ascii="微软雅黑" w:hAnsi="微软雅黑" w:eastAsia="微软雅黑"/>
@@ -113,6 +111,8 @@
         </w:rPr>
         <w:t>与后台确认 month-list 是否支持按月份查询；若支持，切换月份时带参数并执行 refreshTodos()。</w:t>
       </w:r>
+      <w:bookmarkStart w:id="0" w:name="_GoBack"/>
+      <w:bookmarkEnd w:id="0"/>
     </w:p>
     <w:p>
       <w:pPr>
